--- a/Coding 2 - year/Unit 2 - Object-Oriented Programming/Daily Lesson Plans/Word/Day 19.docx
+++ b/Coding 2 - year/Unit 2 - Object-Oriented Programming/Daily Lesson Plans/Word/Day 19.docx
@@ -50,12 +50,15 @@
               </w:rPr>
               <w:t xml:space="preserve">Coding II — Full Year</w:t>
             </w:r>
-          </w:p>
-          <w:p>
-            <w:pPr>
-              <w:spacing w:before="40"/>
-              <w:jc w:val="center"/>
-            </w:pPr>
+            <w:r>
+              <w:rPr>
+                <w:rFonts w:ascii="Arial" w:cs="Arial" w:eastAsia="Arial" w:hAnsi="Arial"/>
+                <w:sz w:val="16"/>
+                <w:szCs w:val="16"/>
+              </w:rPr>
+              <w:br/>
+              <w:t xml:space="preserve"/>
+            </w:r>
             <w:r>
               <w:rPr>
                 <w:rFonts w:ascii="Arial" w:cs="Arial" w:eastAsia="Arial" w:hAnsi="Arial"/>
@@ -83,7 +86,7 @@
           <w:rFonts w:ascii="Arial" w:cs="Arial" w:eastAsia="Arial" w:hAnsi="Arial"/>
           <w:b/>
           <w:bCs/>
-          <w:color w:val="0D3B1F"/>
+          <w:color w:val="1B7A4A"/>
           <w:sz w:val="32"/>
           <w:szCs w:val="32"/>
         </w:rPr>
@@ -261,9 +264,9 @@
               <w:right w:val="single" w:color="CCCCCC" w:sz="1"/>
             </w:tcBorders>
             <w:tcMar>
-              <w:top w:type="dxa" w:w="60"/>
+              <w:top w:type="dxa" w:w="80"/>
               <w:left w:type="dxa" w:w="120"/>
-              <w:bottom w:type="dxa" w:w="60"/>
+              <w:bottom w:type="dxa" w:w="80"/>
               <w:right w:type="dxa" w:w="120"/>
             </w:tcMar>
           </w:tcPr>
@@ -290,20 +293,147 @@
               <w:right w:val="single" w:color="CCCCCC" w:sz="1"/>
             </w:tcBorders>
             <w:tcMar>
-              <w:top w:type="dxa" w:w="60"/>
+              <w:top w:type="dxa" w:w="80"/>
               <w:left w:type="dxa" w:w="120"/>
-              <w:bottom w:type="dxa" w:w="60"/>
+              <w:bottom w:type="dxa" w:w="80"/>
               <w:right w:type="dxa" w:w="120"/>
             </w:tcMar>
           </w:tcPr>
           <w:p>
+            <w:pPr>
+              <w:spacing w:after="80" w:before="80"/>
+            </w:pPr>
+            <w:r>
+              <w:rPr>
+                <w:rFonts w:ascii="Arial" w:cs="Arial" w:eastAsia="Arial" w:hAnsi="Arial"/>
+                <w:b/>
+                <w:bCs/>
+                <w:i w:val="false"/>
+                <w:iCs w:val="false"/>
+                <w:color w:val="000000"/>
+                <w:sz w:val="22"/>
+                <w:szCs w:val="22"/>
+              </w:rPr>
+              <w:t xml:space="preserve">Bell Ringer / Review</w:t>
+            </w:r>
             <w:r>
               <w:rPr>
                 <w:rFonts w:ascii="Arial" w:cs="Arial" w:eastAsia="Arial" w:hAnsi="Arial"/>
                 <w:sz w:val="20"/>
                 <w:szCs w:val="20"/>
               </w:rPr>
-              <w:t xml:space="preserve">Bell Ringer / Review</w:t>
+              <w:br/>
+              <w:t xml:space="preserve"/>
+            </w:r>
+            <w:r>
+              <w:rPr>
+                <w:rFonts w:ascii="Arial" w:cs="Arial" w:eastAsia="Arial" w:hAnsi="Arial"/>
+                <w:sz w:val="20"/>
+                <w:szCs w:val="20"/>
+              </w:rPr>
+              <w:br/>
+              <w:t xml:space="preserve"/>
+            </w:r>
+            <w:r>
+              <w:rPr>
+                <w:rFonts w:ascii="Arial" w:cs="Arial" w:eastAsia="Arial" w:hAnsi="Arial"/>
+                <w:b/>
+                <w:bCs/>
+                <w:i w:val="false"/>
+                <w:iCs w:val="false"/>
+                <w:color w:val="000000"/>
+                <w:sz w:val="20"/>
+                <w:szCs w:val="20"/>
+              </w:rPr>
+              <w:t xml:space="preserve">Quick Write </w:t>
+            </w:r>
+            <w:r>
+              <w:rPr>
+                <w:rFonts w:ascii="Arial" w:cs="Arial" w:eastAsia="Arial" w:hAnsi="Arial"/>
+                <w:b w:val="false"/>
+                <w:bCs w:val="false"/>
+                <w:i w:val="false"/>
+                <w:iCs w:val="false"/>
+                <w:color w:val="000000"/>
+                <w:sz w:val="20"/>
+                <w:szCs w:val="20"/>
+              </w:rPr>
+              <w:t xml:space="preserve">(3 min — written or verbal):</w:t>
+            </w:r>
+            <w:r>
+              <w:rPr>
+                <w:rFonts w:ascii="Arial" w:cs="Arial" w:eastAsia="Arial" w:hAnsi="Arial"/>
+                <w:sz w:val="20"/>
+                <w:szCs w:val="20"/>
+              </w:rPr>
+              <w:br/>
+              <w:t xml:space="preserve"/>
+            </w:r>
+            <w:r>
+              <w:rPr>
+                <w:rFonts w:ascii="Arial" w:cs="Arial" w:eastAsia="Arial" w:hAnsi="Arial"/>
+                <w:b w:val="false"/>
+                <w:bCs w:val="false"/>
+                <w:i w:val="false"/>
+                <w:iCs w:val="false"/>
+                <w:color w:val="000000"/>
+                <w:sz w:val="20"/>
+                <w:szCs w:val="20"/>
+              </w:rPr>
+              <w:t xml:space="preserve">    What do you already know about how to implement comprehensive special methods to create objects that behave like built-in types?</w:t>
+            </w:r>
+            <w:r>
+              <w:rPr>
+                <w:rFonts w:ascii="Arial" w:cs="Arial" w:eastAsia="Arial" w:hAnsi="Arial"/>
+                <w:sz w:val="20"/>
+                <w:szCs w:val="20"/>
+              </w:rPr>
+              <w:br/>
+              <w:t xml:space="preserve"/>
+            </w:r>
+            <w:r>
+              <w:rPr>
+                <w:rFonts w:ascii="Arial" w:cs="Arial" w:eastAsia="Arial" w:hAnsi="Arial"/>
+                <w:sz w:val="20"/>
+                <w:szCs w:val="20"/>
+              </w:rPr>
+              <w:br/>
+              <w:t xml:space="preserve"/>
+            </w:r>
+            <w:r>
+              <w:rPr>
+                <w:rFonts w:ascii="Arial" w:cs="Arial" w:eastAsia="Arial" w:hAnsi="Arial"/>
+                <w:b w:val="false"/>
+                <w:bCs w:val="false"/>
+                <w:i/>
+                <w:iCs/>
+                <w:color w:val="444444"/>
+                <w:sz w:val="20"/>
+                <w:szCs w:val="20"/>
+              </w:rPr>
+              <w:t xml:space="preserve">Today's Goal: By the end of class you will be able to implement comprehensive special methods to create objects that behave like built-in types.</w:t>
+            </w:r>
+            <w:r>
+              <w:rPr>
+                <w:rFonts w:ascii="Arial" w:cs="Arial" w:eastAsia="Arial" w:hAnsi="Arial"/>
+                <w:sz w:val="20"/>
+                <w:szCs w:val="20"/>
+              </w:rPr>
+              <w:br/>
+              <w:t xml:space="preserve"/>
+            </w:r>
+            <w:r>
+              <w:rPr>
+                <w:rFonts w:ascii="Arial" w:cs="Arial" w:eastAsia="Arial" w:hAnsi="Arial"/>
+                <w:b w:val="false"/>
+                <w:bCs w:val="false"/>
+                <w:i/>
+                <w:iCs/>
+                <w:color w:val="555555"/>
+                <w:sz w:val="20"/>
+                <w:szCs w:val="20"/>
+              </w:rPr>
+              <w:t xml:space="preserve">→ Pair-share your response, then 2–3 students share with the class.</w:t>
             </w:r>
           </w:p>
         </w:tc>
@@ -319,9 +449,9 @@
               <w:right w:val="single" w:color="CCCCCC" w:sz="1"/>
             </w:tcBorders>
             <w:tcMar>
-              <w:top w:type="dxa" w:w="60"/>
+              <w:top w:type="dxa" w:w="80"/>
               <w:left w:type="dxa" w:w="120"/>
-              <w:bottom w:type="dxa" w:w="60"/>
+              <w:bottom w:type="dxa" w:w="80"/>
               <w:right w:type="dxa" w:w="120"/>
             </w:tcMar>
           </w:tcPr>
@@ -348,20 +478,164 @@
               <w:right w:val="single" w:color="CCCCCC" w:sz="1"/>
             </w:tcBorders>
             <w:tcMar>
-              <w:top w:type="dxa" w:w="60"/>
+              <w:top w:type="dxa" w:w="80"/>
               <w:left w:type="dxa" w:w="120"/>
-              <w:bottom w:type="dxa" w:w="60"/>
+              <w:bottom w:type="dxa" w:w="80"/>
               <w:right w:type="dxa" w:w="120"/>
             </w:tcMar>
           </w:tcPr>
           <w:p>
+            <w:pPr>
+              <w:spacing w:after="80" w:before="80"/>
+            </w:pPr>
+            <w:r>
+              <w:rPr>
+                <w:rFonts w:ascii="Arial" w:cs="Arial" w:eastAsia="Arial" w:hAnsi="Arial"/>
+                <w:b/>
+                <w:bCs/>
+                <w:i w:val="false"/>
+                <w:iCs w:val="false"/>
+                <w:color w:val="000000"/>
+                <w:sz w:val="22"/>
+                <w:szCs w:val="22"/>
+              </w:rPr>
+              <w:t xml:space="preserve">Mini Lesson: </w:t>
+            </w:r>
+            <w:r>
+              <w:rPr>
+                <w:rFonts w:ascii="Arial" w:cs="Arial" w:eastAsia="Arial" w:hAnsi="Arial"/>
+                <w:b w:val="false"/>
+                <w:bCs w:val="false"/>
+                <w:i w:val="false"/>
+                <w:iCs w:val="false"/>
+                <w:color w:val="000000"/>
+                <w:sz w:val="22"/>
+                <w:szCs w:val="22"/>
+              </w:rPr>
+              <w:t xml:space="preserve">Special Methods Lab</w:t>
+            </w:r>
             <w:r>
               <w:rPr>
                 <w:rFonts w:ascii="Arial" w:cs="Arial" w:eastAsia="Arial" w:hAnsi="Arial"/>
                 <w:sz w:val="20"/>
                 <w:szCs w:val="20"/>
               </w:rPr>
-              <w:t xml:space="preserve">Mini Lesson: Special Methods Lab</w:t>
+              <w:br/>
+              <w:t xml:space="preserve"/>
+            </w:r>
+            <w:r>
+              <w:rPr>
+                <w:rFonts w:ascii="Arial" w:cs="Arial" w:eastAsia="Arial" w:hAnsi="Arial"/>
+                <w:sz w:val="20"/>
+                <w:szCs w:val="20"/>
+              </w:rPr>
+              <w:br/>
+              <w:t xml:space="preserve"/>
+            </w:r>
+            <w:r>
+              <w:rPr>
+                <w:rFonts w:ascii="Arial" w:cs="Arial" w:eastAsia="Arial" w:hAnsi="Arial"/>
+                <w:b/>
+                <w:bCs/>
+                <w:i/>
+                <w:iCs/>
+                <w:color w:val="000000"/>
+                <w:sz w:val="20"/>
+                <w:szCs w:val="20"/>
+              </w:rPr>
+              <w:t xml:space="preserve">Learning Target: </w:t>
+            </w:r>
+            <w:r>
+              <w:rPr>
+                <w:rFonts w:ascii="Arial" w:cs="Arial" w:eastAsia="Arial" w:hAnsi="Arial"/>
+                <w:b w:val="false"/>
+                <w:bCs w:val="false"/>
+                <w:i/>
+                <w:iCs/>
+                <w:color w:val="333333"/>
+                <w:sz w:val="20"/>
+                <w:szCs w:val="20"/>
+              </w:rPr>
+              <w:t xml:space="preserve">I can implement comprehensive special methods to create objects that behave like built-in types.</w:t>
+            </w:r>
+            <w:r>
+              <w:rPr>
+                <w:rFonts w:ascii="Arial" w:cs="Arial" w:eastAsia="Arial" w:hAnsi="Arial"/>
+                <w:sz w:val="20"/>
+                <w:szCs w:val="20"/>
+              </w:rPr>
+              <w:br/>
+              <w:t xml:space="preserve"/>
+            </w:r>
+            <w:r>
+              <w:rPr>
+                <w:rFonts w:ascii="Arial" w:cs="Arial" w:eastAsia="Arial" w:hAnsi="Arial"/>
+                <w:sz w:val="20"/>
+                <w:szCs w:val="20"/>
+              </w:rPr>
+              <w:br/>
+              <w:t xml:space="preserve"/>
+            </w:r>
+            <w:r>
+              <w:rPr>
+                <w:rFonts w:ascii="Arial" w:cs="Arial" w:eastAsia="Arial" w:hAnsi="Arial"/>
+                <w:b/>
+                <w:bCs/>
+                <w:i/>
+                <w:iCs/>
+                <w:color w:val="555555"/>
+                <w:sz w:val="20"/>
+                <w:szCs w:val="20"/>
+              </w:rPr>
+              <w:t xml:space="preserve">→ Live Demo — </w:t>
+            </w:r>
+            <w:r>
+              <w:rPr>
+                <w:rFonts w:ascii="Arial" w:cs="Arial" w:eastAsia="Arial" w:hAnsi="Arial"/>
+                <w:b w:val="false"/>
+                <w:bCs w:val="false"/>
+                <w:i/>
+                <w:iCs/>
+                <w:color w:val="555555"/>
+                <w:sz w:val="20"/>
+                <w:szCs w:val="20"/>
+              </w:rPr>
+              <w:t xml:space="preserve">type examples as students follow along in their own editor.</w:t>
+            </w:r>
+            <w:r>
+              <w:rPr>
+                <w:rFonts w:ascii="Arial" w:cs="Arial" w:eastAsia="Arial" w:hAnsi="Arial"/>
+                <w:sz w:val="20"/>
+                <w:szCs w:val="20"/>
+              </w:rPr>
+              <w:br/>
+              <w:t xml:space="preserve"/>
+            </w:r>
+            <w:r>
+              <w:rPr>
+                <w:rFonts w:ascii="Arial" w:cs="Arial" w:eastAsia="Arial" w:hAnsi="Arial"/>
+                <w:b/>
+                <w:bCs/>
+                <w:i/>
+                <w:iCs/>
+                <w:color w:val="555555"/>
+                <w:sz w:val="20"/>
+                <w:szCs w:val="20"/>
+              </w:rPr>
+              <w:t xml:space="preserve">→ Check for Understanding: </w:t>
+            </w:r>
+            <w:r>
+              <w:rPr>
+                <w:rFonts w:ascii="Arial" w:cs="Arial" w:eastAsia="Arial" w:hAnsi="Arial"/>
+                <w:b w:val="false"/>
+                <w:bCs w:val="false"/>
+                <w:i/>
+                <w:iCs/>
+                <w:color w:val="555555"/>
+                <w:sz w:val="20"/>
+                <w:szCs w:val="20"/>
+              </w:rPr>
+              <w:t xml:space="preserve">pause and cold-call: “Can someone explain what we just did in their own words?”</w:t>
             </w:r>
           </w:p>
         </w:tc>
@@ -377,9 +651,9 @@
               <w:right w:val="single" w:color="CCCCCC" w:sz="1"/>
             </w:tcBorders>
             <w:tcMar>
-              <w:top w:type="dxa" w:w="60"/>
+              <w:top w:type="dxa" w:w="80"/>
               <w:left w:type="dxa" w:w="120"/>
-              <w:bottom w:type="dxa" w:w="60"/>
+              <w:bottom w:type="dxa" w:w="80"/>
               <w:right w:type="dxa" w:w="120"/>
             </w:tcMar>
           </w:tcPr>
@@ -392,7 +666,7 @@
                 <w:sz w:val="20"/>
                 <w:szCs w:val="20"/>
               </w:rPr>
-              <w:t xml:space="preserve">15-20 min</w:t>
+              <w:t xml:space="preserve">15–20 min</w:t>
             </w:r>
           </w:p>
         </w:tc>
@@ -406,20 +680,81 @@
               <w:right w:val="single" w:color="CCCCCC" w:sz="1"/>
             </w:tcBorders>
             <w:tcMar>
-              <w:top w:type="dxa" w:w="60"/>
+              <w:top w:type="dxa" w:w="80"/>
               <w:left w:type="dxa" w:w="120"/>
-              <w:bottom w:type="dxa" w:w="60"/>
+              <w:bottom w:type="dxa" w:w="80"/>
               <w:right w:type="dxa" w:w="120"/>
             </w:tcMar>
           </w:tcPr>
           <w:p>
+            <w:pPr>
+              <w:spacing w:after="80" w:before="80"/>
+            </w:pPr>
+            <w:r>
+              <w:rPr>
+                <w:rFonts w:ascii="Arial" w:cs="Arial" w:eastAsia="Arial" w:hAnsi="Arial"/>
+                <w:b/>
+                <w:bCs/>
+                <w:i w:val="false"/>
+                <w:iCs w:val="false"/>
+                <w:color w:val="000000"/>
+                <w:sz w:val="22"/>
+                <w:szCs w:val="22"/>
+              </w:rPr>
+              <w:t xml:space="preserve">Independent Practice / Code Along</w:t>
+            </w:r>
             <w:r>
               <w:rPr>
                 <w:rFonts w:ascii="Arial" w:cs="Arial" w:eastAsia="Arial" w:hAnsi="Arial"/>
                 <w:sz w:val="20"/>
                 <w:szCs w:val="20"/>
               </w:rPr>
-              <w:t xml:space="preserve">Independent Practice / Code Along</w:t>
+              <w:br/>
+              <w:t xml:space="preserve"/>
+            </w:r>
+            <w:r>
+              <w:rPr>
+                <w:rFonts w:ascii="Arial" w:cs="Arial" w:eastAsia="Arial" w:hAnsi="Arial"/>
+                <w:b w:val="false"/>
+                <w:bCs w:val="false"/>
+                <w:i w:val="false"/>
+                <w:iCs w:val="false"/>
+                <w:color w:val="000000"/>
+                <w:sz w:val="20"/>
+                <w:szCs w:val="20"/>
+              </w:rPr>
+              <w:t xml:space="preserve">    Work through problems from the day's exercise set.</w:t>
+            </w:r>
+            <w:r>
+              <w:rPr>
+                <w:rFonts w:ascii="Arial" w:cs="Arial" w:eastAsia="Arial" w:hAnsi="Arial"/>
+                <w:sz w:val="20"/>
+                <w:szCs w:val="20"/>
+              </w:rPr>
+              <w:br/>
+              <w:t xml:space="preserve"/>
+            </w:r>
+            <w:r>
+              <w:rPr>
+                <w:rFonts w:ascii="Arial" w:cs="Arial" w:eastAsia="Arial" w:hAnsi="Arial"/>
+                <w:sz w:val="20"/>
+                <w:szCs w:val="20"/>
+              </w:rPr>
+              <w:br/>
+              <w:t xml:space="preserve"/>
+            </w:r>
+            <w:r>
+              <w:rPr>
+                <w:rFonts w:ascii="Arial" w:cs="Arial" w:eastAsia="Arial" w:hAnsi="Arial"/>
+                <w:b w:val="false"/>
+                <w:bCs w:val="false"/>
+                <w:i/>
+                <w:iCs/>
+                <w:color w:val="555555"/>
+                <w:sz w:val="20"/>
+                <w:szCs w:val="20"/>
+              </w:rPr>
+              <w:t xml:space="preserve">→ Teacher circulates — offer hints, check for understanding.</w:t>
             </w:r>
           </w:p>
         </w:tc>
@@ -435,9 +770,9 @@
               <w:right w:val="single" w:color="CCCCCC" w:sz="1"/>
             </w:tcBorders>
             <w:tcMar>
-              <w:top w:type="dxa" w:w="60"/>
+              <w:top w:type="dxa" w:w="80"/>
               <w:left w:type="dxa" w:w="120"/>
-              <w:bottom w:type="dxa" w:w="60"/>
+              <w:bottom w:type="dxa" w:w="80"/>
               <w:right w:type="dxa" w:w="120"/>
             </w:tcMar>
           </w:tcPr>
@@ -464,20 +799,90 @@
               <w:right w:val="single" w:color="CCCCCC" w:sz="1"/>
             </w:tcBorders>
             <w:tcMar>
-              <w:top w:type="dxa" w:w="60"/>
+              <w:top w:type="dxa" w:w="80"/>
               <w:left w:type="dxa" w:w="120"/>
-              <w:bottom w:type="dxa" w:w="60"/>
+              <w:bottom w:type="dxa" w:w="80"/>
               <w:right w:type="dxa" w:w="120"/>
             </w:tcMar>
           </w:tcPr>
           <w:p>
+            <w:pPr>
+              <w:spacing w:after="80" w:before="80"/>
+            </w:pPr>
+            <w:r>
+              <w:rPr>
+                <w:rFonts w:ascii="Arial" w:cs="Arial" w:eastAsia="Arial" w:hAnsi="Arial"/>
+                <w:b/>
+                <w:bCs/>
+                <w:i w:val="false"/>
+                <w:iCs w:val="false"/>
+                <w:color w:val="000000"/>
+                <w:sz w:val="22"/>
+                <w:szCs w:val="22"/>
+              </w:rPr>
+              <w:t xml:space="preserve">Exit Ticket / Wrap-Up</w:t>
+            </w:r>
             <w:r>
               <w:rPr>
                 <w:rFonts w:ascii="Arial" w:cs="Arial" w:eastAsia="Arial" w:hAnsi="Arial"/>
                 <w:sz w:val="20"/>
                 <w:szCs w:val="20"/>
               </w:rPr>
-              <w:t xml:space="preserve">Exit Ticket / Wrap-Up</w:t>
+              <w:br/>
+              <w:t xml:space="preserve"/>
+            </w:r>
+            <w:r>
+              <w:rPr>
+                <w:rFonts w:ascii="Arial" w:cs="Arial" w:eastAsia="Arial" w:hAnsi="Arial"/>
+                <w:sz w:val="20"/>
+                <w:szCs w:val="20"/>
+              </w:rPr>
+              <w:br/>
+              <w:t xml:space="preserve"/>
+            </w:r>
+            <w:r>
+              <w:rPr>
+                <w:rFonts w:ascii="Arial" w:cs="Arial" w:eastAsia="Arial" w:hAnsi="Arial"/>
+                <w:b w:val="false"/>
+                <w:bCs w:val="false"/>
+                <w:i w:val="false"/>
+                <w:iCs w:val="false"/>
+                <w:color w:val="000000"/>
+                <w:sz w:val="20"/>
+                <w:szCs w:val="20"/>
+              </w:rPr>
+              <w:t xml:space="preserve">Quick Check: Implement comprehensive special methods to create objects that behave like built-in types?</w:t>
+            </w:r>
+            <w:r>
+              <w:rPr>
+                <w:rFonts w:ascii="Arial" w:cs="Arial" w:eastAsia="Arial" w:hAnsi="Arial"/>
+                <w:sz w:val="20"/>
+                <w:szCs w:val="20"/>
+              </w:rPr>
+              <w:br/>
+              <w:t xml:space="preserve"/>
+            </w:r>
+            <w:r>
+              <w:rPr>
+                <w:rFonts w:ascii="Arial" w:cs="Arial" w:eastAsia="Arial" w:hAnsi="Arial"/>
+                <w:sz w:val="20"/>
+                <w:szCs w:val="20"/>
+              </w:rPr>
+              <w:br/>
+              <w:t xml:space="preserve"/>
+            </w:r>
+            <w:r>
+              <w:rPr>
+                <w:rFonts w:ascii="Arial" w:cs="Arial" w:eastAsia="Arial" w:hAnsi="Arial"/>
+                <w:b w:val="false"/>
+                <w:bCs w:val="false"/>
+                <w:i/>
+                <w:iCs/>
+                <w:color w:val="555555"/>
+                <w:sz w:val="20"/>
+                <w:szCs w:val="20"/>
+              </w:rPr>
+              <w:t xml:space="preserve">→ 3–2–1: Name 3 things learned, 2 new vocab words, 1 question you still have.</w:t>
             </w:r>
           </w:p>
         </w:tc>
@@ -1122,7 +1527,7 @@
                 <w:sz w:val="18"/>
                 <w:szCs w:val="18"/>
               </w:rPr>
-              <w:t xml:space="preserve"># Test</w:t>
+              <w:t xml:space="preserve"> </w:t>
             </w:r>
           </w:p>
           <w:p>
@@ -1304,7 +1709,7 @@
                 <w:sz w:val="18"/>
                 <w:szCs w:val="18"/>
               </w:rPr>
-              <w:t xml:space="preserve"># Sorting</w:t>
+              <w:t xml:space="preserve"> </w:t>
             </w:r>
           </w:p>
           <w:p>
@@ -3024,7 +3429,7 @@
                 <w:sz w:val="18"/>
                 <w:szCs w:val="18"/>
               </w:rPr>
-              <w:t xml:space="preserve"># Test</w:t>
+              <w:t xml:space="preserve"> </w:t>
             </w:r>
           </w:p>
           <w:p>
@@ -4653,7 +5058,7 @@
                 <w:sz w:val="18"/>
                 <w:szCs w:val="18"/>
               </w:rPr>
-              <w:t xml:space="preserve"># Test</w:t>
+              <w:t xml:space="preserve"> </w:t>
             </w:r>
           </w:p>
           <w:p>

--- a/Coding 2 - year/Unit 2 - Object-Oriented Programming/Daily Lesson Plans/Word/Day 19.docx
+++ b/Coding 2 - year/Unit 2 - Object-Oriented Programming/Daily Lesson Plans/Word/Day 19.docx
@@ -380,7 +380,7 @@
                 <w:sz w:val="20"/>
                 <w:szCs w:val="20"/>
               </w:rPr>
-              <w:t xml:space="preserve">    What do you already know about how to implement comprehensive special methods to create objects that behave like built-in types?</w:t>
+              <w:t xml:space="preserve">    Why might a programmer need to implement comprehensive special methods to create objects that behave like built-in types? What problem does it solve?</w:t>
             </w:r>
             <w:r>
               <w:rPr>
@@ -411,7 +411,7 @@
                 <w:sz w:val="20"/>
                 <w:szCs w:val="20"/>
               </w:rPr>
-              <w:t xml:space="preserve">Today's Goal: By the end of class you will be able to implement comprehensive special methods to create objects that behave like built-in types.</w:t>
+              <w:t xml:space="preserve">Today’s Goal: By the end of class you will be able to implement comprehensive special methods to create objects that behave like built-in types.</w:t>
             </w:r>
             <w:r>
               <w:rPr>
@@ -851,7 +851,7 @@
                 <w:sz w:val="20"/>
                 <w:szCs w:val="20"/>
               </w:rPr>
-              <w:t xml:space="preserve">Quick Check: Implement comprehensive special methods to create objects that behave like built-in types?</w:t>
+              <w:t xml:space="preserve">Describe the steps you'd follow to implement comprehensive special methods to create objects that behave like built-in types. What would you check to confirm it worked?</w:t>
             </w:r>
             <w:r>
               <w:rPr>

--- a/Coding 2 - year/Unit 2 - Object-Oriented Programming/Daily Lesson Plans/Word/Day 19.docx
+++ b/Coding 2 - year/Unit 2 - Object-Oriented Programming/Daily Lesson Plans/Word/Day 19.docx
@@ -666,7 +666,7 @@
                 <w:sz w:val="20"/>
                 <w:szCs w:val="20"/>
               </w:rPr>
-              <w:t xml:space="preserve">15–20 min</w:t>
+              <w:t xml:space="preserve">15 min</w:t>
             </w:r>
           </w:p>
         </w:tc>
@@ -701,7 +701,16 @@
                 <w:sz w:val="22"/>
                 <w:szCs w:val="22"/>
               </w:rPr>
-              <w:t xml:space="preserve">Independent Practice / Code Along</w:t>
+              <w:t xml:space="preserve">Guided Practice</w:t>
+            </w:r>
+            <w:r>
+              <w:rPr>
+                <w:rFonts w:ascii="Arial" w:cs="Arial" w:eastAsia="Arial" w:hAnsi="Arial"/>
+                <w:sz w:val="20"/>
+                <w:szCs w:val="20"/>
+              </w:rPr>
+              <w:br/>
+              <w:t xml:space="preserve"/>
             </w:r>
             <w:r>
               <w:rPr>
@@ -723,7 +732,209 @@
                 <w:sz w:val="20"/>
                 <w:szCs w:val="20"/>
               </w:rPr>
-              <w:t xml:space="preserve">    Work through problems from the day's exercise set.</w:t>
+              <w:t xml:space="preserve">Objective: Create a Money class with arithmetic and comparison special methods.</w:t>
+            </w:r>
+            <w:r>
+              <w:rPr>
+                <w:rFonts w:ascii="Arial" w:cs="Arial" w:eastAsia="Arial" w:hAnsi="Arial"/>
+                <w:sz w:val="20"/>
+                <w:szCs w:val="20"/>
+              </w:rPr>
+              <w:br/>
+              <w:t xml:space="preserve"/>
+            </w:r>
+            <w:r>
+              <w:rPr>
+                <w:rFonts w:ascii="Arial" w:cs="Arial" w:eastAsia="Arial" w:hAnsi="Arial"/>
+                <w:sz w:val="20"/>
+                <w:szCs w:val="20"/>
+              </w:rPr>
+              <w:br/>
+              <w:t xml:space="preserve"/>
+            </w:r>
+            <w:r>
+              <w:rPr>
+                <w:rFonts w:ascii="Arial" w:cs="Arial" w:eastAsia="Arial" w:hAnsi="Arial"/>
+                <w:b w:val="false"/>
+                <w:bCs w:val="false"/>
+                <w:i/>
+                <w:iCs/>
+                <w:color w:val="555555"/>
+                <w:sz w:val="20"/>
+                <w:szCs w:val="20"/>
+              </w:rPr>
+              <w:t xml:space="preserve">→ Teacher models — students try alongside, then compare results.</w:t>
+            </w:r>
+          </w:p>
+        </w:tc>
+      </w:tr>
+      <w:tr>
+        <w:tc>
+          <w:tcPr>
+            <w:tcW w:type="dxa" w:w="1800"/>
+            <w:tcBorders>
+              <w:top w:val="single" w:color="CCCCCC" w:sz="1"/>
+              <w:left w:val="single" w:color="CCCCCC" w:sz="1"/>
+              <w:bottom w:val="single" w:color="CCCCCC" w:sz="1"/>
+              <w:right w:val="single" w:color="CCCCCC" w:sz="1"/>
+            </w:tcBorders>
+            <w:tcMar>
+              <w:top w:type="dxa" w:w="80"/>
+              <w:left w:type="dxa" w:w="120"/>
+              <w:bottom w:type="dxa" w:w="80"/>
+              <w:right w:type="dxa" w:w="120"/>
+            </w:tcMar>
+          </w:tcPr>
+          <w:p>
+            <w:r>
+              <w:rPr>
+                <w:rFonts w:ascii="Arial" w:cs="Arial" w:eastAsia="Arial" w:hAnsi="Arial"/>
+                <w:b/>
+                <w:bCs/>
+                <w:sz w:val="20"/>
+                <w:szCs w:val="20"/>
+              </w:rPr>
+              <w:t xml:space="preserve">15–20 min</w:t>
+            </w:r>
+          </w:p>
+        </w:tc>
+        <w:tc>
+          <w:tcPr>
+            <w:tcW w:type="dxa" w:w="7560"/>
+            <w:tcBorders>
+              <w:top w:val="single" w:color="CCCCCC" w:sz="1"/>
+              <w:left w:val="single" w:color="CCCCCC" w:sz="1"/>
+              <w:bottom w:val="single" w:color="CCCCCC" w:sz="1"/>
+              <w:right w:val="single" w:color="CCCCCC" w:sz="1"/>
+            </w:tcBorders>
+            <w:tcMar>
+              <w:top w:type="dxa" w:w="80"/>
+              <w:left w:type="dxa" w:w="120"/>
+              <w:bottom w:type="dxa" w:w="80"/>
+              <w:right w:type="dxa" w:w="120"/>
+            </w:tcMar>
+          </w:tcPr>
+          <w:p>
+            <w:pPr>
+              <w:spacing w:after="80" w:before="80"/>
+            </w:pPr>
+            <w:r>
+              <w:rPr>
+                <w:rFonts w:ascii="Arial" w:cs="Arial" w:eastAsia="Arial" w:hAnsi="Arial"/>
+                <w:b/>
+                <w:bCs/>
+                <w:i w:val="false"/>
+                <w:iCs w:val="false"/>
+                <w:color w:val="000000"/>
+                <w:sz w:val="22"/>
+                <w:szCs w:val="22"/>
+              </w:rPr>
+              <w:t xml:space="preserve">Independent Practice / Code Along</w:t>
+            </w:r>
+            <w:r>
+              <w:rPr>
+                <w:rFonts w:ascii="Arial" w:cs="Arial" w:eastAsia="Arial" w:hAnsi="Arial"/>
+                <w:sz w:val="20"/>
+                <w:szCs w:val="20"/>
+              </w:rPr>
+              <w:br/>
+              <w:t xml:space="preserve"/>
+            </w:r>
+            <w:r>
+              <w:rPr>
+                <w:rFonts w:ascii="Arial" w:cs="Arial" w:eastAsia="Arial" w:hAnsi="Arial"/>
+                <w:b/>
+                <w:bCs/>
+                <w:i w:val="false"/>
+                <w:iCs w:val="false"/>
+                <w:color w:val="000000"/>
+                <w:sz w:val="20"/>
+                <w:szCs w:val="20"/>
+              </w:rPr>
+              <w:t xml:space="preserve">    Beginner: </w:t>
+            </w:r>
+            <w:r>
+              <w:rPr>
+                <w:rFonts w:ascii="Arial" w:cs="Arial" w:eastAsia="Arial" w:hAnsi="Arial"/>
+                <w:b w:val="false"/>
+                <w:bCs w:val="false"/>
+                <w:i w:val="false"/>
+                <w:iCs w:val="false"/>
+                <w:color w:val="000000"/>
+                <w:sz w:val="20"/>
+                <w:szCs w:val="20"/>
+              </w:rPr>
+              <w:t xml:space="preserve">1: Add __bool__() to Money to check if amount is positive.</w:t>
+            </w:r>
+            <w:r>
+              <w:rPr>
+                <w:rFonts w:ascii="Arial" w:cs="Arial" w:eastAsia="Arial" w:hAnsi="Arial"/>
+                <w:sz w:val="20"/>
+                <w:szCs w:val="20"/>
+              </w:rPr>
+              <w:br/>
+              <w:t xml:space="preserve"/>
+            </w:r>
+            <w:r>
+              <w:rPr>
+                <w:rFonts w:ascii="Arial" w:cs="Arial" w:eastAsia="Arial" w:hAnsi="Arial"/>
+                <w:b/>
+                <w:bCs/>
+                <w:i w:val="false"/>
+                <w:iCs w:val="false"/>
+                <w:color w:val="000000"/>
+                <w:sz w:val="20"/>
+                <w:szCs w:val="20"/>
+              </w:rPr>
+              <w:t xml:space="preserve">    Intermediate: </w:t>
+            </w:r>
+            <w:r>
+              <w:rPr>
+                <w:rFonts w:ascii="Arial" w:cs="Arial" w:eastAsia="Arial" w:hAnsi="Arial"/>
+                <w:b w:val="false"/>
+                <w:bCs w:val="false"/>
+                <w:i w:val="false"/>
+                <w:iCs w:val="false"/>
+                <w:color w:val="000000"/>
+                <w:sz w:val="20"/>
+                <w:szCs w:val="20"/>
+              </w:rPr>
+              <w:t xml:space="preserve">2: Add __hash__() to Money to use as dictionary keys.</w:t>
+            </w:r>
+            <w:r>
+              <w:rPr>
+                <w:rFonts w:ascii="Arial" w:cs="Arial" w:eastAsia="Arial" w:hAnsi="Arial"/>
+                <w:sz w:val="20"/>
+                <w:szCs w:val="20"/>
+              </w:rPr>
+              <w:br/>
+              <w:t xml:space="preserve"/>
+            </w:r>
+            <w:r>
+              <w:rPr>
+                <w:rFonts w:ascii="Arial" w:cs="Arial" w:eastAsia="Arial" w:hAnsi="Arial"/>
+                <w:b/>
+                <w:bCs/>
+                <w:i w:val="false"/>
+                <w:iCs w:val="false"/>
+                <w:color w:val="000000"/>
+                <w:sz w:val="20"/>
+                <w:szCs w:val="20"/>
+              </w:rPr>
+              <w:t xml:space="preserve">    Challenge: </w:t>
+            </w:r>
+            <w:r>
+              <w:rPr>
+                <w:rFonts w:ascii="Arial" w:cs="Arial" w:eastAsia="Arial" w:hAnsi="Arial"/>
+                <w:b w:val="false"/>
+                <w:bCs w:val="false"/>
+                <w:i w:val="false"/>
+                <w:iCs w:val="false"/>
+                <w:color w:val="000000"/>
+                <w:sz w:val="20"/>
+                <w:szCs w:val="20"/>
+              </w:rPr>
+              <w:t xml:space="preserve">3: Create a Vector2D class with full arithmetic support and cross product.</w:t>
             </w:r>
             <w:r>
               <w:rPr>
@@ -6175,6 +6386,495 @@
       <w:pPr>
         <w:spacing w:after="120"/>
       </w:pPr>
+    </w:p>
+    <w:p>
+      <w:pPr>
+        <w:pBdr>
+          <w:bottom w:val="single" w:color="1B7A4A" w:sz="4" w:space="4"/>
+        </w:pBdr>
+        <w:spacing w:after="100" w:before="120"/>
+      </w:pPr>
+      <w:r>
+        <w:rPr>
+          <w:rFonts w:ascii="Arial" w:cs="Arial" w:eastAsia="Arial" w:hAnsi="Arial"/>
+          <w:b/>
+          <w:bCs/>
+          <w:color w:val="1B7A4A"/>
+          <w:sz w:val="24"/>
+          <w:szCs w:val="24"/>
+        </w:rPr>
+        <w:t xml:space="preserve">Guided Practice</w:t>
+      </w:r>
+    </w:p>
+    <w:p>
+      <w:pPr>
+        <w:spacing w:after="60"/>
+      </w:pPr>
+      <w:r>
+        <w:rPr>
+          <w:rFonts w:ascii="Arial" w:cs="Arial" w:eastAsia="Arial" w:hAnsi="Arial"/>
+          <w:sz w:val="20"/>
+          <w:szCs w:val="20"/>
+        </w:rPr>
+        <w:t xml:space="preserve">Objective: Create a Money class with arithmetic and comparison special methods.</w:t>
+      </w:r>
+    </w:p>
+    <w:p>
+      <w:pPr>
+        <w:spacing w:after="60"/>
+      </w:pPr>
+      <w:r>
+        <w:rPr>
+          <w:rFonts w:ascii="Arial" w:cs="Arial" w:eastAsia="Arial" w:hAnsi="Arial"/>
+          <w:sz w:val="20"/>
+          <w:szCs w:val="20"/>
+        </w:rPr>
+        <w:t xml:space="preserve">Requirements:</w:t>
+      </w:r>
+    </w:p>
+    <w:p>
+      <w:pPr>
+        <w:spacing w:after="60"/>
+      </w:pPr>
+      <w:r>
+        <w:rPr>
+          <w:rFonts w:ascii="Arial" w:cs="Arial" w:eastAsia="Arial" w:hAnsi="Arial"/>
+          <w:sz w:val="20"/>
+          <w:szCs w:val="20"/>
+        </w:rPr>
+        <w:t xml:space="preserve">- Attributes: amount, currency (e.g., "USD")</w:t>
+      </w:r>
+    </w:p>
+    <w:p>
+      <w:pPr>
+        <w:spacing w:after="60"/>
+      </w:pPr>
+      <w:r>
+        <w:rPr>
+          <w:rFonts w:ascii="Arial" w:cs="Arial" w:eastAsia="Arial" w:hAnsi="Arial"/>
+          <w:sz w:val="20"/>
+          <w:szCs w:val="20"/>
+        </w:rPr>
+        <w:t xml:space="preserve">- Methods: __add__(), __sub__(), __mul__(), __truediv__()</w:t>
+      </w:r>
+    </w:p>
+    <w:p>
+      <w:pPr>
+        <w:spacing w:after="60"/>
+      </w:pPr>
+      <w:r>
+        <w:rPr>
+          <w:rFonts w:ascii="Arial" w:cs="Arial" w:eastAsia="Arial" w:hAnsi="Arial"/>
+          <w:sz w:val="20"/>
+          <w:szCs w:val="20"/>
+        </w:rPr>
+        <w:t xml:space="preserve">- Comparisons: __eq__(), __lt__(), __le__(), __gt__(), __ge__()</w:t>
+      </w:r>
+    </w:p>
+    <w:p>
+      <w:pPr>
+        <w:spacing w:after="60"/>
+      </w:pPr>
+      <w:r>
+        <w:rPr>
+          <w:rFonts w:ascii="Arial" w:cs="Arial" w:eastAsia="Arial" w:hAnsi="Arial"/>
+          <w:sz w:val="20"/>
+          <w:szCs w:val="20"/>
+        </w:rPr>
+        <w:t xml:space="preserve">- String: __str__(), __repr__()</w:t>
+      </w:r>
+    </w:p>
+    <w:p>
+      <w:pPr>
+        <w:spacing w:after="60"/>
+      </w:pPr>
+      <w:r>
+        <w:rPr>
+          <w:rFonts w:ascii="Arial" w:cs="Arial" w:eastAsia="Arial" w:hAnsi="Arial"/>
+          <w:sz w:val="20"/>
+          <w:szCs w:val="20"/>
+        </w:rPr>
+        <w:t xml:space="preserve">Starter Code:</w:t>
+      </w:r>
+    </w:p>
+    <w:p>
+      <w:pPr>
+        <w:spacing w:after="60"/>
+      </w:pPr>
+      <w:r>
+        <w:rPr>
+          <w:rFonts w:ascii="Arial" w:cs="Arial" w:eastAsia="Arial" w:hAnsi="Arial"/>
+          <w:sz w:val="20"/>
+          <w:szCs w:val="20"/>
+        </w:rPr>
+        <w:t xml:space="preserve">Solution:</w:t>
+      </w:r>
+    </w:p>
+    <w:p>
+      <w:pPr>
+        <w:spacing w:after="60"/>
+      </w:pPr>
+      <w:r>
+        <w:rPr>
+          <w:rFonts w:ascii="Arial" w:cs="Arial" w:eastAsia="Arial" w:hAnsi="Arial"/>
+          <w:sz w:val="20"/>
+          <w:szCs w:val="20"/>
+        </w:rPr>
+        <w:t xml:space="preserve">Objective: Create a Rational number (fraction) class with full arithmetic support.</w:t>
+      </w:r>
+    </w:p>
+    <w:p>
+      <w:pPr>
+        <w:spacing w:after="60"/>
+      </w:pPr>
+      <w:r>
+        <w:rPr>
+          <w:rFonts w:ascii="Arial" w:cs="Arial" w:eastAsia="Arial" w:hAnsi="Arial"/>
+          <w:sz w:val="20"/>
+          <w:szCs w:val="20"/>
+        </w:rPr>
+        <w:t xml:space="preserve">Requirements:</w:t>
+      </w:r>
+    </w:p>
+    <w:p>
+      <w:pPr>
+        <w:spacing w:after="60"/>
+      </w:pPr>
+      <w:r>
+        <w:rPr>
+          <w:rFonts w:ascii="Arial" w:cs="Arial" w:eastAsia="Arial" w:hAnsi="Arial"/>
+          <w:sz w:val="20"/>
+          <w:szCs w:val="20"/>
+        </w:rPr>
+        <w:t xml:space="preserve">- Attributes: numerator, denominator</w:t>
+      </w:r>
+    </w:p>
+    <w:p>
+      <w:pPr>
+        <w:spacing w:after="60"/>
+      </w:pPr>
+      <w:r>
+        <w:rPr>
+          <w:rFonts w:ascii="Arial" w:cs="Arial" w:eastAsia="Arial" w:hAnsi="Arial"/>
+          <w:sz w:val="20"/>
+          <w:szCs w:val="20"/>
+        </w:rPr>
+        <w:t xml:space="preserve">- Simplify fractions automatically</w:t>
+      </w:r>
+    </w:p>
+    <w:p>
+      <w:pPr>
+        <w:spacing w:after="60"/>
+      </w:pPr>
+      <w:r>
+        <w:rPr>
+          <w:rFonts w:ascii="Arial" w:cs="Arial" w:eastAsia="Arial" w:hAnsi="Arial"/>
+          <w:sz w:val="20"/>
+          <w:szCs w:val="20"/>
+        </w:rPr>
+        <w:t xml:space="preserve">- Arithmetic: __add__(), __sub__(), __mul__(), __truediv__()</w:t>
+      </w:r>
+    </w:p>
+    <w:p>
+      <w:pPr>
+        <w:spacing w:after="60"/>
+      </w:pPr>
+      <w:r>
+        <w:rPr>
+          <w:rFonts w:ascii="Arial" w:cs="Arial" w:eastAsia="Arial" w:hAnsi="Arial"/>
+          <w:sz w:val="20"/>
+          <w:szCs w:val="20"/>
+        </w:rPr>
+        <w:t xml:space="preserve">- Comparisons: __eq__(), __lt__()</w:t>
+      </w:r>
+    </w:p>
+    <w:p>
+      <w:pPr>
+        <w:spacing w:after="60"/>
+      </w:pPr>
+      <w:r>
+        <w:rPr>
+          <w:rFonts w:ascii="Arial" w:cs="Arial" w:eastAsia="Arial" w:hAnsi="Arial"/>
+          <w:sz w:val="20"/>
+          <w:szCs w:val="20"/>
+        </w:rPr>
+        <w:t xml:space="preserve">- String: __str__(), __repr__()</w:t>
+      </w:r>
+    </w:p>
+    <w:p>
+      <w:pPr>
+        <w:spacing w:after="60"/>
+      </w:pPr>
+      <w:r>
+        <w:rPr>
+          <w:rFonts w:ascii="Arial" w:cs="Arial" w:eastAsia="Arial" w:hAnsi="Arial"/>
+          <w:sz w:val="20"/>
+          <w:szCs w:val="20"/>
+        </w:rPr>
+        <w:t xml:space="preserve">- Length: __len__() returns gcd</w:t>
+      </w:r>
+    </w:p>
+    <w:p>
+      <w:pPr>
+        <w:spacing w:after="60"/>
+      </w:pPr>
+      <w:r>
+        <w:rPr>
+          <w:rFonts w:ascii="Arial" w:cs="Arial" w:eastAsia="Arial" w:hAnsi="Arial"/>
+          <w:sz w:val="20"/>
+          <w:szCs w:val="20"/>
+        </w:rPr>
+        <w:t xml:space="preserve">Starter Code:</w:t>
+      </w:r>
+    </w:p>
+    <w:p>
+      <w:pPr>
+        <w:spacing w:after="60"/>
+      </w:pPr>
+      <w:r>
+        <w:rPr>
+          <w:rFonts w:ascii="Arial" w:cs="Arial" w:eastAsia="Arial" w:hAnsi="Arial"/>
+          <w:sz w:val="20"/>
+          <w:szCs w:val="20"/>
+        </w:rPr>
+        <w:t xml:space="preserve">Solution:</w:t>
+      </w:r>
+    </w:p>
+    <w:p>
+      <w:pPr>
+        <w:spacing w:after="60"/>
+      </w:pPr>
+      <w:r>
+        <w:rPr>
+          <w:rFonts w:ascii="Arial" w:cs="Arial" w:eastAsia="Arial" w:hAnsi="Arial"/>
+          <w:sz w:val="20"/>
+          <w:szCs w:val="20"/>
+        </w:rPr>
+        <w:t xml:space="preserve">Objective: Create a Rectangle class with multiple special methods.</w:t>
+      </w:r>
+    </w:p>
+    <w:p>
+      <w:pPr>
+        <w:spacing w:after="60"/>
+      </w:pPr>
+      <w:r>
+        <w:rPr>
+          <w:rFonts w:ascii="Arial" w:cs="Arial" w:eastAsia="Arial" w:hAnsi="Arial"/>
+          <w:sz w:val="20"/>
+          <w:szCs w:val="20"/>
+        </w:rPr>
+        <w:t xml:space="preserve">Requirements:</w:t>
+      </w:r>
+    </w:p>
+    <w:p>
+      <w:pPr>
+        <w:spacing w:after="60"/>
+      </w:pPr>
+      <w:r>
+        <w:rPr>
+          <w:rFonts w:ascii="Arial" w:cs="Arial" w:eastAsia="Arial" w:hAnsi="Arial"/>
+          <w:sz w:val="20"/>
+          <w:szCs w:val="20"/>
+        </w:rPr>
+        <w:t xml:space="preserve">- Attributes: width, height</w:t>
+      </w:r>
+    </w:p>
+    <w:p>
+      <w:pPr>
+        <w:spacing w:after="60"/>
+      </w:pPr>
+      <w:r>
+        <w:rPr>
+          <w:rFonts w:ascii="Arial" w:cs="Arial" w:eastAsia="Arial" w:hAnsi="Arial"/>
+          <w:sz w:val="20"/>
+          <w:szCs w:val="20"/>
+        </w:rPr>
+        <w:t xml:space="preserve">- __len__(): perimeter</w:t>
+      </w:r>
+    </w:p>
+    <w:p>
+      <w:pPr>
+        <w:spacing w:after="60"/>
+      </w:pPr>
+      <w:r>
+        <w:rPr>
+          <w:rFonts w:ascii="Arial" w:cs="Arial" w:eastAsia="Arial" w:hAnsi="Arial"/>
+          <w:sz w:val="20"/>
+          <w:szCs w:val="20"/>
+        </w:rPr>
+        <w:t xml:space="preserve">- __mul__(): scale rectangle</w:t>
+      </w:r>
+    </w:p>
+    <w:p>
+      <w:pPr>
+        <w:spacing w:after="60"/>
+      </w:pPr>
+      <w:r>
+        <w:rPr>
+          <w:rFonts w:ascii="Arial" w:cs="Arial" w:eastAsia="Arial" w:hAnsi="Arial"/>
+          <w:sz w:val="20"/>
+          <w:szCs w:val="20"/>
+        </w:rPr>
+        <w:t xml:space="preserve">- __add__(): combine rectangles (not overlap, just larger rectangle)</w:t>
+      </w:r>
+    </w:p>
+    <w:p>
+      <w:pPr>
+        <w:spacing w:after="60"/>
+      </w:pPr>
+      <w:r>
+        <w:rPr>
+          <w:rFonts w:ascii="Arial" w:cs="Arial" w:eastAsia="Arial" w:hAnsi="Arial"/>
+          <w:sz w:val="20"/>
+          <w:szCs w:val="20"/>
+        </w:rPr>
+        <w:t xml:space="preserve">- __eq__(): compare area</w:t>
+      </w:r>
+    </w:p>
+    <w:p>
+      <w:pPr>
+        <w:spacing w:after="60"/>
+      </w:pPr>
+      <w:r>
+        <w:rPr>
+          <w:rFonts w:ascii="Arial" w:cs="Arial" w:eastAsia="Arial" w:hAnsi="Arial"/>
+          <w:sz w:val="20"/>
+          <w:szCs w:val="20"/>
+        </w:rPr>
+        <w:t xml:space="preserve">- __lt__(): compare by area</w:t>
+      </w:r>
+    </w:p>
+    <w:p>
+      <w:pPr>
+        <w:spacing w:after="60"/>
+      </w:pPr>
+      <w:r>
+        <w:rPr>
+          <w:rFonts w:ascii="Arial" w:cs="Arial" w:eastAsia="Arial" w:hAnsi="Arial"/>
+          <w:sz w:val="20"/>
+          <w:szCs w:val="20"/>
+        </w:rPr>
+        <w:t xml:space="preserve">- __str__() and __repr__()</w:t>
+      </w:r>
+    </w:p>
+    <w:p>
+      <w:pPr>
+        <w:spacing w:after="60"/>
+      </w:pPr>
+      <w:r>
+        <w:rPr>
+          <w:rFonts w:ascii="Arial" w:cs="Arial" w:eastAsia="Arial" w:hAnsi="Arial"/>
+          <w:sz w:val="20"/>
+          <w:szCs w:val="20"/>
+        </w:rPr>
+        <w:t xml:space="preserve">Starter Code:</w:t>
+      </w:r>
+    </w:p>
+    <w:p>
+      <w:pPr>
+        <w:spacing w:after="60"/>
+      </w:pPr>
+      <w:r>
+        <w:rPr>
+          <w:rFonts w:ascii="Arial" w:cs="Arial" w:eastAsia="Arial" w:hAnsi="Arial"/>
+          <w:sz w:val="20"/>
+          <w:szCs w:val="20"/>
+        </w:rPr>
+        <w:t xml:space="preserve">Solution:</w:t>
+      </w:r>
+    </w:p>
+    <w:p>
+      <w:pPr>
+        <w:spacing w:after="160"/>
+      </w:pPr>
+    </w:p>
+    <w:p>
+      <w:pPr>
+        <w:pBdr>
+          <w:bottom w:val="single" w:color="1B7A4A" w:sz="4" w:space="4"/>
+        </w:pBdr>
+        <w:spacing w:after="100" w:before="120"/>
+      </w:pPr>
+      <w:r>
+        <w:rPr>
+          <w:rFonts w:ascii="Arial" w:cs="Arial" w:eastAsia="Arial" w:hAnsi="Arial"/>
+          <w:b/>
+          <w:bCs/>
+          <w:color w:val="1B7A4A"/>
+          <w:sz w:val="24"/>
+          <w:szCs w:val="24"/>
+        </w:rPr>
+        <w:t xml:space="preserve">Practice Problems</w:t>
+      </w:r>
+    </w:p>
+    <w:p>
+      <w:pPr>
+        <w:spacing w:after="80"/>
+      </w:pPr>
+      <w:r>
+        <w:rPr>
+          <w:rFonts w:ascii="Arial" w:cs="Arial" w:eastAsia="Arial" w:hAnsi="Arial"/>
+          <w:b/>
+          <w:bCs/>
+          <w:sz w:val="20"/>
+          <w:szCs w:val="20"/>
+        </w:rPr>
+        <w:t xml:space="preserve">Problem 1: </w:t>
+      </w:r>
+      <w:r>
+        <w:rPr>
+          <w:rFonts w:ascii="Arial" w:cs="Arial" w:eastAsia="Arial" w:hAnsi="Arial"/>
+          <w:sz w:val="20"/>
+          <w:szCs w:val="20"/>
+        </w:rPr>
+        <w:t xml:space="preserve">Challenge: 1: Add __bool__() to Money to check if amount is positive.</w:t>
+      </w:r>
+    </w:p>
+    <w:p>
+      <w:pPr>
+        <w:spacing w:after="80"/>
+      </w:pPr>
+      <w:r>
+        <w:rPr>
+          <w:rFonts w:ascii="Arial" w:cs="Arial" w:eastAsia="Arial" w:hAnsi="Arial"/>
+          <w:b/>
+          <w:bCs/>
+          <w:sz w:val="20"/>
+          <w:szCs w:val="20"/>
+        </w:rPr>
+        <w:t xml:space="preserve">Problem 2: </w:t>
+      </w:r>
+      <w:r>
+        <w:rPr>
+          <w:rFonts w:ascii="Arial" w:cs="Arial" w:eastAsia="Arial" w:hAnsi="Arial"/>
+          <w:sz w:val="20"/>
+          <w:szCs w:val="20"/>
+        </w:rPr>
+        <w:t xml:space="preserve">Challenge: 2: Add __hash__() to Money to use as dictionary keys.</w:t>
+      </w:r>
+    </w:p>
+    <w:p>
+      <w:pPr>
+        <w:spacing w:after="80"/>
+      </w:pPr>
+      <w:r>
+        <w:rPr>
+          <w:rFonts w:ascii="Arial" w:cs="Arial" w:eastAsia="Arial" w:hAnsi="Arial"/>
+          <w:b/>
+          <w:bCs/>
+          <w:sz w:val="20"/>
+          <w:szCs w:val="20"/>
+        </w:rPr>
+        <w:t xml:space="preserve">Problem 3: </w:t>
+      </w:r>
+      <w:r>
+        <w:rPr>
+          <w:rFonts w:ascii="Arial" w:cs="Arial" w:eastAsia="Arial" w:hAnsi="Arial"/>
+          <w:sz w:val="20"/>
+          <w:szCs w:val="20"/>
+        </w:rPr>
+        <w:t xml:space="preserve">Challenge: 3: Create a Vector2D class with full arithmetic support and cross product.</w:t>
+      </w:r>
     </w:p>
     <w:p>
       <w:pPr>
